--- a/eng/docx/51.content.docx
+++ b/eng/docx/51.content.docx
@@ -28,49 +28,15 @@
       </w:r>
     </w:p>
     <w:p>
-      <w:pPr>
-        <w:pStyle w:val="Heading2"/>
-      </w:pPr>
-      <w:r>
-        <w:rPr>
-          <w:lang w:val="en_US" w:bidi="en_US"/>
-        </w:rPr>
-        <w:t>License Information</w:t>
-      </w:r>
-      <w:r>
-        <w:rPr>
-          <w:lang w:val="en_US" w:bidi="en_US"/>
-        </w:rPr>
-      </w:r>
-    </w:p>
-    <w:p>
-      <w:pPr/>
-      <w:r>
-        <w:rPr>
-          <w:lang w:val="en_US" w:bidi="en_US"/>
-        </w:rPr>
-      </w:r>
-      <w:r>
-        <w:rPr>
-          <w:b/>
-          <w:lang w:val="en_US" w:bidi="en_US"/>
-        </w:rPr>
-        <w:t>Translation Notes (unfoldingWord)</w:t>
-      </w:r>
-      <w:r>
-        <w:rPr>
-          <w:lang w:val="en_US" w:bidi="en_US"/>
-        </w:rPr>
-        <w:t xml:space="preserve"> is based on</w:t>
-      </w:r>
-      <w:r>
-        <w:rPr>
-          <w:lang w:val="en_US" w:bidi="en_US"/>
-        </w:rPr>
-        <w:t xml:space="preserve">: </w:t>
-      </w:r>
-      <w:r>
-        <w:rPr>
+      <w:pPr/>
+      <w:r>
+        <w:rPr>
+          <w:lang w:val="en_US" w:bidi="en_US"/>
+        </w:rPr>
+      </w:r>
+      <w:r>
+        <w:rPr>
+          <w:b/>
           <w:lang w:val="en_US" w:bidi="en_US"/>
         </w:rPr>
         <w:t>unfoldingWord® Translation Notes</w:t>
@@ -79,62 +45,31 @@
         <w:rPr>
           <w:lang w:val="en_US" w:bidi="en_US"/>
         </w:rPr>
-        <w:t xml:space="preserve">, </w:t>
-      </w:r>
-      <w:hyperlink r:id="rId13">
-        <w:r>
-          <w:rPr>
-            <w:lang w:val="en_US" w:bidi="en_US"/>
-          </w:rPr>
-          <w:rPr>
-            <w:color w:val="0000EE"/>
-            <w:u w:val="single"/>
-          </w:rPr>
-          <w:t>unfoldingWord</w:t>
-        </w:r>
-      </w:hyperlink>
-      <w:r>
-        <w:rPr>
-          <w:lang w:val="en_US" w:bidi="en_US"/>
-        </w:rPr>
-        <w:t xml:space="preserve">, 2022, which is licensed under a </w:t>
-      </w:r>
-      <w:hyperlink r:id="rId14">
-        <w:r>
-          <w:rPr>
-            <w:lang w:val="en_US" w:bidi="en_US"/>
-          </w:rPr>
-          <w:rPr>
-            <w:color w:val="0000EE"/>
-            <w:u w:val="single"/>
-          </w:rPr>
-          <w:t>CC BY-SA 4.0 license</w:t>
-        </w:r>
-      </w:hyperlink>
-      <w:r>
-        <w:rPr>
-          <w:lang w:val="en_US" w:bidi="en_US"/>
-        </w:rPr>
-        <w:t>.</w:t>
-      </w:r>
-      <w:r>
-        <w:rPr>
-          <w:lang w:val="en_US" w:bidi="en_US"/>
-        </w:rPr>
-      </w:r>
-    </w:p>
-    <w:p>
-      <w:pPr/>
-      <w:r>
-        <w:rPr>
-          <w:lang w:val="en_US" w:bidi="en_US"/>
-        </w:rPr>
-      </w:r>
-      <w:r>
-        <w:rPr>
-          <w:lang w:val="en_US" w:bidi="en_US"/>
-        </w:rPr>
-        <w:t>This PDF version is provided under the same license.</w:t>
+        <w:t xml:space="preserve"> © 2022 unfoldingWord. Released under CC BY-SA 4.0 license. </w:t>
+      </w:r>
+      <w:r>
+        <w:rPr>
+          <w:lang w:val="en_US" w:bidi="en_US"/>
+        </w:rPr>
+        <w:t>unfoldingWord® Translation Notes</w:t>
+      </w:r>
+      <w:r>
+        <w:rPr>
+          <w:lang w:val="en_US" w:bidi="en_US"/>
+        </w:rPr>
+        <w:t xml:space="preserve"> has been adapted in the following languages: Tok Pisin, Arabic (عربي), French (Français), Hindi (हिंदी), Indonesian (Bahasa Indonesia), Portuguese (Português), Russian (Русский), Spanish (Español), Swahili (Kiswahili), and Simplified Chinese (简体中文) from </w:t>
+      </w:r>
+      <w:r>
+        <w:rPr>
+          <w:lang w:val="en_US" w:bidi="en_US"/>
+        </w:rPr>
+        <w:t>unfoldingWord® Translation Notes</w:t>
+      </w:r>
+      <w:r>
+        <w:rPr>
+          <w:lang w:val="en_US" w:bidi="en_US"/>
+        </w:rPr>
+        <w:t xml:space="preserve"> © 2022 unfoldingWord. Released under CC BY-SA 4.0 license by Mission Mutual</w:t>
       </w:r>
       <w:r>
         <w:rPr>
@@ -6284,7 +6219,7 @@
         </w:rPr>
         <w:t xml:space="preserve"> is the opposite of the “authority of the darkness” in the next verse (</w:t>
       </w:r>
-      <w:hyperlink r:id="rId15">
+      <w:hyperlink r:id="rId13">
         <w:r>
           <w:rPr>
             <w:lang w:val="en_US" w:bidi="en_US"/>
@@ -7112,7 +7047,7 @@
         </w:rPr>
         <w:t xml:space="preserve"> is an important title that describes the relationship between God the Father (who is mentioned in the previous verse (</w:t>
       </w:r>
-      <w:hyperlink r:id="rId16">
+      <w:hyperlink r:id="rId14">
         <w:r>
           <w:rPr>
             <w:lang w:val="en_US" w:bidi="en_US"/>
@@ -7241,7 +7176,7 @@
         </w:rPr>
         <w:t xml:space="preserve">. Most likely, “through his blood” was accidentally added because of how similar this verse is to </w:t>
       </w:r>
-      <w:hyperlink r:id="rId17">
+      <w:hyperlink r:id="rId15">
         <w:r>
           <w:rPr>
             <w:lang w:val="en_US" w:bidi="en_US"/>
@@ -15714,7 +15649,7 @@
         </w:rPr>
         <w:t xml:space="preserve">Here Paul calls “the word of God,” from </w:t>
       </w:r>
-      <w:hyperlink r:id="rId18">
+      <w:hyperlink r:id="rId16">
         <w:r>
           <w:rPr>
             <w:lang w:val="en_US" w:bidi="en_US"/>
@@ -18588,7 +18523,7 @@
         </w:rPr>
         <w:t xml:space="preserve"> introduces the reason why Paul told them in </w:t>
       </w:r>
-      <w:hyperlink r:id="rId19">
+      <w:hyperlink r:id="rId17">
         <w:r>
           <w:rPr>
             <w:lang w:val="en_US" w:bidi="en_US"/>
@@ -18717,7 +18652,7 @@
         </w:rPr>
         <w:t xml:space="preserve"> is directly related to the word “striving” in </w:t>
       </w:r>
-      <w:hyperlink r:id="rId19">
+      <w:hyperlink r:id="rId17">
         <w:r>
           <w:rPr>
             <w:lang w:val="en_US" w:bidi="en_US"/>
@@ -21417,7 +21352,7 @@
         </w:rPr>
         <w:t xml:space="preserve"> refers to what Paul has said in </w:t>
       </w:r>
-      <w:hyperlink r:id="rId20">
+      <w:hyperlink r:id="rId18">
         <w:r>
           <w:rPr>
             <w:lang w:val="en_US" w:bidi="en_US"/>
@@ -21748,7 +21683,7 @@
         </w:rPr>
         <w:t xml:space="preserve"> introduces further support for why the Colossians should not be “deceived” (</w:t>
       </w:r>
-      <w:hyperlink r:id="rId21">
+      <w:hyperlink r:id="rId19">
         <w:r>
           <w:rPr>
             <w:lang w:val="en_US" w:bidi="en_US"/>
@@ -23097,7 +23032,7 @@
         </w:rPr>
         <w:t xml:space="preserve"> draws an inference or conclusion from what Paul has said in </w:t>
       </w:r>
-      <w:hyperlink r:id="rId22">
+      <w:hyperlink r:id="rId20">
         <w:r>
           <w:rPr>
             <w:lang w:val="en_US" w:bidi="en_US"/>
@@ -23598,7 +23533,7 @@
         </w:rPr>
         <w:t>Paul uses these four verbs to give examples of how the Colossians should “walk in” the Messiah (</w:t>
       </w:r>
-      <w:hyperlink r:id="rId23">
+      <w:hyperlink r:id="rId21">
         <w:r>
           <w:rPr>
             <w:lang w:val="en_US" w:bidi="en_US"/>
@@ -24254,7 +24189,7 @@
         </w:rPr>
         <w:t xml:space="preserve">If your language does not use this passive form, you could translate this verb: (1) in its active form with Epaphras as the subject (we know he was their teacher from </w:t>
       </w:r>
-      <w:hyperlink r:id="rId24">
+      <w:hyperlink r:id="rId22">
         <w:r>
           <w:rPr>
             <w:lang w:val="en_US" w:bidi="en_US"/>
@@ -25445,7 +25380,7 @@
         </w:rPr>
         <w:t xml:space="preserve"> introduces the reason why the Colossians need to watch out for any teaching that is “not according to Christ” (</w:t>
       </w:r>
-      <w:hyperlink r:id="rId25">
+      <w:hyperlink r:id="rId23">
         <w:r>
           <w:rPr>
             <w:lang w:val="en_US" w:bidi="en_US"/>
@@ -25835,7 +25770,7 @@
         </w:rPr>
         <w:t xml:space="preserve"> introduces another reason why the Colossians need to watch out for anyone who provides teaching that is “not according to Christ” (</w:t>
       </w:r>
-      <w:hyperlink r:id="rId25">
+      <w:hyperlink r:id="rId23">
         <w:r>
           <w:rPr>
             <w:lang w:val="en_US" w:bidi="en_US"/>
@@ -25853,7 +25788,7 @@
         </w:rPr>
         <w:t>): not only is Christ fully God (</w:t>
       </w:r>
-      <w:hyperlink r:id="rId26">
+      <w:hyperlink r:id="rId24">
         <w:r>
           <w:rPr>
             <w:lang w:val="en_US" w:bidi="en_US"/>
@@ -25982,7 +25917,7 @@
         </w:rPr>
         <w:t xml:space="preserve"> is very similar to the word Paul used in </w:t>
       </w:r>
-      <w:hyperlink r:id="rId26">
+      <w:hyperlink r:id="rId24">
         <w:r>
           <w:rPr>
             <w:lang w:val="en_US" w:bidi="en_US"/>
@@ -26000,7 +25935,7 @@
         </w:rPr>
         <w:t xml:space="preserve"> for “fullness.” If your language uses similar words in these two sentences, you could use a word like the one you used in </w:t>
       </w:r>
-      <w:hyperlink r:id="rId26">
+      <w:hyperlink r:id="rId24">
         <w:r>
           <w:rPr>
             <w:lang w:val="en_US" w:bidi="en_US"/>
@@ -26351,7 +26286,7 @@
         </w:rPr>
         <w:t xml:space="preserve"> in other ways. These words could refer to: (1) powerful spiritual beings, as in </w:t>
       </w:r>
-      <w:hyperlink r:id="rId27">
+      <w:hyperlink r:id="rId25">
         <w:r>
           <w:rPr>
             <w:lang w:val="en_US" w:bidi="en_US"/>
@@ -28821,7 +28756,7 @@
         </w:rPr>
         <w:t xml:space="preserve"> could refer: (1) to how the Colossians were not circumcised Jews and thus not part of God’s people. Alternate translation: “among the non-Jews without God’s promises” or “without circumcision, since you are Gentiles” (2) to the metaphor about circumcision in </w:t>
       </w:r>
-      <w:hyperlink r:id="rId28">
+      <w:hyperlink r:id="rId26">
         <w:r>
           <w:rPr>
             <w:lang w:val="en_US" w:bidi="en_US"/>
@@ -29877,7 +29812,7 @@
         </w:rPr>
         <w:t xml:space="preserve">Just as in </w:t>
       </w:r>
-      <w:hyperlink r:id="rId27">
+      <w:hyperlink r:id="rId25">
         <w:r>
           <w:rPr>
             <w:lang w:val="en_US" w:bidi="en_US"/>
@@ -29895,7 +29830,7 @@
         </w:rPr>
         <w:t xml:space="preserve"> and </w:t>
       </w:r>
-      <w:hyperlink r:id="rId29">
+      <w:hyperlink r:id="rId27">
         <w:r>
           <w:rPr>
             <w:lang w:val="en_US" w:bidi="en_US"/>
@@ -30128,7 +30063,7 @@
         </w:rPr>
         <w:t xml:space="preserve"> draws an inference or conclusion from what Paul has already said, which can be found in </w:t>
       </w:r>
-      <w:hyperlink r:id="rId30">
+      <w:hyperlink r:id="rId28">
         <w:r>
           <w:rPr>
             <w:lang w:val="en_US" w:bidi="en_US"/>
@@ -30146,7 +30081,7 @@
         </w:rPr>
         <w:t xml:space="preserve">: in the work of Christ, the Colossians have received new life and the powers that rule this world have been defeated. Because of these things that have happened, the Colossians should not allow others to judge them in how they behave. Paul is continuing the warning against false teachers that he started in </w:t>
       </w:r>
-      <w:hyperlink r:id="rId25">
+      <w:hyperlink r:id="rId23">
         <w:r>
           <w:rPr>
             <w:lang w:val="en_US" w:bidi="en_US"/>
@@ -31456,7 +31391,7 @@
         </w:rPr>
         <w:t xml:space="preserve">Here Paul refers to the false teachers as if they were judges or umpires at a contest who could decide against the Colossians, thus keeping them from receiving the prize for winning the contest. This metaphor fits with the “judging” language in </w:t>
       </w:r>
-      <w:hyperlink r:id="rId31">
+      <w:hyperlink r:id="rId29">
         <w:r>
           <w:rPr>
             <w:lang w:val="en_US" w:bidi="en_US"/>
@@ -33406,7 +33341,7 @@
         </w:rPr>
         <w:t>Paul now returns to a metaphor he has used earlier: believers have died and “been buried with” Christ (</w:t>
       </w:r>
-      <w:hyperlink r:id="rId32">
+      <w:hyperlink r:id="rId30">
         <w:r>
           <w:rPr>
             <w:lang w:val="en_US" w:bidi="en_US"/>
@@ -33633,7 +33568,7 @@
         </w:rPr>
         <w:t xml:space="preserve">As in </w:t>
       </w:r>
-      <w:hyperlink r:id="rId25">
+      <w:hyperlink r:id="rId23">
         <w:r>
           <w:rPr>
             <w:lang w:val="en_US" w:bidi="en_US"/>
@@ -34467,7 +34402,7 @@
         </w:rPr>
         <w:t xml:space="preserve">This verse gives three commands that are not from Paul, but rather they are examples of the “decrees” from </w:t>
       </w:r>
-      <w:hyperlink r:id="rId33">
+      <w:hyperlink r:id="rId31">
         <w:r>
           <w:rPr>
             <w:lang w:val="en_US" w:bidi="en_US"/>
@@ -36754,7 +36689,7 @@
         </w:rPr>
         <w:t xml:space="preserve"> introduces an exhortation based on what Paul has already said about being “raised with Christ” in </w:t>
       </w:r>
-      <w:hyperlink r:id="rId32">
+      <w:hyperlink r:id="rId30">
         <w:r>
           <w:rPr>
             <w:lang w:val="en_US" w:bidi="en_US"/>
@@ -37723,7 +37658,7 @@
         </w:rPr>
         <w:t xml:space="preserve">Just as in </w:t>
       </w:r>
-      <w:hyperlink r:id="rId34">
+      <w:hyperlink r:id="rId32">
         <w:r>
           <w:rPr>
             <w:lang w:val="en_US" w:bidi="en_US"/>
@@ -38015,7 +37950,7 @@
         </w:rPr>
         <w:t xml:space="preserve"> introduces the reason why the Colossians should think about the things above (</w:t>
       </w:r>
-      <w:hyperlink r:id="rId35">
+      <w:hyperlink r:id="rId33">
         <w:r>
           <w:rPr>
             <w:lang w:val="en_US" w:bidi="en_US"/>
@@ -38144,7 +38079,7 @@
         </w:rPr>
         <w:t xml:space="preserve">Here Paul expresses in slightly different form the idea he already stated in </w:t>
       </w:r>
-      <w:hyperlink r:id="rId33">
+      <w:hyperlink r:id="rId31">
         <w:r>
           <w:rPr>
             <w:lang w:val="en_US" w:bidi="en_US"/>
@@ -38175,7 +38110,7 @@
         </w:rPr>
         <w:t xml:space="preserve"> with Christ. If it would be helpful in your language, you could translate this idea as you did in </w:t>
       </w:r>
-      <w:hyperlink r:id="rId33">
+      <w:hyperlink r:id="rId31">
         <w:r>
           <w:rPr>
             <w:lang w:val="en_US" w:bidi="en_US"/>
@@ -41352,7 +41287,7 @@
         </w:rPr>
         <w:t xml:space="preserve"> refers again back to the list of sins in </w:t>
       </w:r>
-      <w:hyperlink r:id="rId36">
+      <w:hyperlink r:id="rId34">
         <w:r>
           <w:rPr>
             <w:lang w:val="en_US" w:bidi="en_US"/>
@@ -41938,7 +41873,7 @@
         </w:rPr>
         <w:t xml:space="preserve"> both refer to the sins mentioned in </w:t>
       </w:r>
-      <w:hyperlink r:id="rId36">
+      <w:hyperlink r:id="rId34">
         <w:r>
           <w:rPr>
             <w:lang w:val="en_US" w:bidi="en_US"/>
@@ -42106,7 +42041,7 @@
         </w:rPr>
         <w:t xml:space="preserve"> in contrast to how they behaved “formerly” (</w:t>
       </w:r>
-      <w:hyperlink r:id="rId37">
+      <w:hyperlink r:id="rId35">
         <w:r>
           <w:rPr>
             <w:lang w:val="en_US" w:bidi="en_US"/>
@@ -43064,7 +42999,7 @@
         </w:rPr>
         <w:t xml:space="preserve">Here Paul uses a metaphor that is similar to one he used in </w:t>
       </w:r>
-      <w:hyperlink r:id="rId28">
+      <w:hyperlink r:id="rId26">
         <w:r>
           <w:rPr>
             <w:lang w:val="en_US" w:bidi="en_US"/>
@@ -43630,7 +43565,7 @@
         </w:rPr>
         <w:t xml:space="preserve"> is parallel to the clause beginning with “having taken off” in the previous verse (</w:t>
       </w:r>
-      <w:hyperlink r:id="rId38">
+      <w:hyperlink r:id="rId36">
         <w:r>
           <w:rPr>
             <w:lang w:val="en_US" w:bidi="en_US"/>
@@ -43648,7 +43583,7 @@
         </w:rPr>
         <w:t xml:space="preserve">). Translate this clause with the same structure you used in the previous verse. This clause could: (1) give the reason why the Colossians should not lie to each other (and should put off the sins listed in the </w:t>
       </w:r>
-      <w:hyperlink r:id="rId39">
+      <w:hyperlink r:id="rId37">
         <w:r>
           <w:rPr>
             <w:lang w:val="en_US" w:bidi="en_US"/>
@@ -43764,7 +43699,7 @@
         </w:rPr>
         <w:t xml:space="preserve">Here, Paul continues the metaphor of changing clothing, which he began in </w:t>
       </w:r>
-      <w:hyperlink r:id="rId38">
+      <w:hyperlink r:id="rId36">
         <w:r>
           <w:rPr>
             <w:lang w:val="en_US" w:bidi="en_US"/>
@@ -43906,7 +43841,7 @@
         </w:rPr>
         <w:t>As in the previous verse (</w:t>
       </w:r>
-      <w:hyperlink r:id="rId38">
+      <w:hyperlink r:id="rId36">
         <w:r>
           <w:rPr>
             <w:lang w:val="en_US" w:bidi="en_US"/>
@@ -44296,7 +44231,7 @@
         </w:rPr>
         <w:t xml:space="preserve"> concerns, it probably refers to knowing both God (as in </w:t>
       </w:r>
-      <w:hyperlink r:id="rId40">
+      <w:hyperlink r:id="rId38">
         <w:r>
           <w:rPr>
             <w:lang w:val="en_US" w:bidi="en_US"/>
@@ -44314,7 +44249,7 @@
         </w:rPr>
         <w:t xml:space="preserve">) and God’s will (as in </w:t>
       </w:r>
-      <w:hyperlink r:id="rId41">
+      <w:hyperlink r:id="rId39">
         <w:r>
           <w:rPr>
             <w:lang w:val="en_US" w:bidi="en_US"/>
@@ -45786,7 +45721,7 @@
         </w:rPr>
         <w:t xml:space="preserve">Again, Paul speaks of those who have died and risen with Christ. Here, instead of speaking of the Colossians being “in Christ,” he reverses the form, just as he did in </w:t>
       </w:r>
-      <w:hyperlink r:id="rId42">
+      <w:hyperlink r:id="rId40">
         <w:r>
           <w:rPr>
             <w:lang w:val="en_US" w:bidi="en_US"/>
@@ -45817,7 +45752,7 @@
         </w:rPr>
         <w:t xml:space="preserve"> of those who believe in him. If possible, translate this expression the same way you translated “Christ in you” in </w:t>
       </w:r>
-      <w:hyperlink r:id="rId42">
+      <w:hyperlink r:id="rId40">
         <w:r>
           <w:rPr>
             <w:lang w:val="en_US" w:bidi="en_US"/>
@@ -45946,7 +45881,7 @@
         </w:rPr>
         <w:t xml:space="preserve"> introduces an exhortation based on what Paul has already told the Colossians in </w:t>
       </w:r>
-      <w:hyperlink r:id="rId43">
+      <w:hyperlink r:id="rId41">
         <w:r>
           <w:rPr>
             <w:lang w:val="en_US" w:bidi="en_US"/>
@@ -46075,7 +46010,7 @@
         </w:rPr>
         <w:t xml:space="preserve"> uses the same words Paul used in </w:t>
       </w:r>
-      <w:hyperlink r:id="rId44">
+      <w:hyperlink r:id="rId42">
         <w:r>
           <w:rPr>
             <w:lang w:val="en_US" w:bidi="en_US"/>
@@ -46132,7 +46067,7 @@
         </w:rPr>
         <w:t xml:space="preserve"> as you did in </w:t>
       </w:r>
-      <w:hyperlink r:id="rId44">
+      <w:hyperlink r:id="rId42">
         <w:r>
           <w:rPr>
             <w:lang w:val="en_US" w:bidi="en_US"/>
@@ -48102,7 +48037,7 @@
         </w:rPr>
         <w:t xml:space="preserve">Here Paul omits some words that may be required in your language to make a complete thought. If your language would include more words, you could insert the words that Paul implies, which can be found in </w:t>
       </w:r>
-      <w:hyperlink r:id="rId45">
+      <w:hyperlink r:id="rId43">
         <w:r>
           <w:rPr>
             <w:lang w:val="en_US" w:bidi="en_US"/>
@@ -48838,7 +48773,7 @@
         </w:rPr>
         <w:t xml:space="preserve"> is closely related to the word translated “deprive of your prize” that Paul uses in </w:t>
       </w:r>
-      <w:hyperlink r:id="rId46">
+      <w:hyperlink r:id="rId44">
         <w:r>
           <w:rPr>
             <w:lang w:val="en_US" w:bidi="en_US"/>
@@ -48856,7 +48791,7 @@
         </w:rPr>
         <w:t xml:space="preserve">: both are used of a judge or an umpire making a decision, although in </w:t>
       </w:r>
-      <w:hyperlink r:id="rId46">
+      <w:hyperlink r:id="rId44">
         <w:r>
           <w:rPr>
             <w:lang w:val="en_US" w:bidi="en_US"/>
@@ -53578,7 +53513,7 @@
         </w:rPr>
         <w:t xml:space="preserve">Just as in </w:t>
       </w:r>
-      <w:hyperlink r:id="rId47">
+      <w:hyperlink r:id="rId45">
         <w:r>
           <w:rPr>
             <w:lang w:val="en_US" w:bidi="en_US"/>
@@ -54411,7 +54346,7 @@
         </w:rPr>
         <w:t xml:space="preserve"> because he is already setting up a contrast with the “Master” over these masters: Jesus (See: </w:t>
       </w:r>
-      <w:hyperlink r:id="rId48">
+      <w:hyperlink r:id="rId46">
         <w:r>
           <w:rPr>
             <w:lang w:val="en_US" w:bidi="en_US"/>
@@ -54651,7 +54586,7 @@
         </w:rPr>
         <w:t xml:space="preserve">Just as in </w:t>
       </w:r>
-      <w:hyperlink r:id="rId49">
+      <w:hyperlink r:id="rId47">
         <w:r>
           <w:rPr>
             <w:lang w:val="en_US" w:bidi="en_US"/>
@@ -55968,7 +55903,7 @@
         </w:rPr>
         <w:t xml:space="preserve"> introduces a reason why the slaves should obey as Paul commands them to in </w:t>
       </w:r>
-      <w:hyperlink r:id="rId50">
+      <w:hyperlink r:id="rId48">
         <w:r>
           <w:rPr>
             <w:lang w:val="en_US" w:bidi="en_US"/>
@@ -56456,7 +56391,7 @@
         </w:rPr>
         <w:t xml:space="preserve"> introduces support for what has already been said. Here Paul uses it to introduce a negative reason for obedience (he already gave a positive reason in </w:t>
       </w:r>
-      <w:hyperlink r:id="rId51">
+      <w:hyperlink r:id="rId49">
         <w:r>
           <w:rPr>
             <w:lang w:val="en_US" w:bidi="en_US"/>
@@ -56598,7 +56533,7 @@
         </w:rPr>
         <w:t xml:space="preserve">. However, he directs this general statement to the slaves he has been addressing (not the masters, since he does not address them until </w:t>
       </w:r>
-      <w:hyperlink r:id="rId48">
+      <w:hyperlink r:id="rId46">
         <w:r>
           <w:rPr>
             <w:lang w:val="en_US" w:bidi="en_US"/>
@@ -58142,7 +58077,7 @@
         </w:rPr>
         <w:t xml:space="preserve"> or at the same time. If it would be helpful in your language, you could use a word or phrase that indicates that the Colossians should pray for Paul at the same time they pray about other things (the things mentioned in </w:t>
       </w:r>
-      <w:hyperlink r:id="rId52">
+      <w:hyperlink r:id="rId50">
         <w:r>
           <w:rPr>
             <w:lang w:val="en_US" w:bidi="en_US"/>
@@ -58989,7 +58924,7 @@
         </w:rPr>
         <w:t xml:space="preserve"> of Christ. This does not mean that the message is hard to understand, but rather that it had not previously been revealed. Now, however, Paul does “make it clear” (as </w:t>
       </w:r>
-      <w:hyperlink r:id="rId53">
+      <w:hyperlink r:id="rId51">
         <w:r>
           <w:rPr>
             <w:lang w:val="en_US" w:bidi="en_US"/>
@@ -59588,7 +59523,7 @@
         </w:rPr>
         <w:t xml:space="preserve"> could introduce: (1) another thing for which the Colossians should pray (in addition to what is said in </w:t>
       </w:r>
-      <w:hyperlink r:id="rId54">
+      <w:hyperlink r:id="rId52">
         <w:r>
           <w:rPr>
             <w:lang w:val="en_US" w:bidi="en_US"/>
@@ -59606,7 +59541,7 @@
         </w:rPr>
         <w:t xml:space="preserve">). Alternate translation: “and that” or “and asking that” (2) another purpose for which the Colossians should pray for Paul (in addition to what is said in </w:t>
       </w:r>
-      <w:hyperlink r:id="rId54">
+      <w:hyperlink r:id="rId52">
         <w:r>
           <w:rPr>
             <w:lang w:val="en_US" w:bidi="en_US"/>
@@ -60679,7 +60614,7 @@
         </w:rPr>
         <w:t>This verse provides one way in which Paul wants the Colossians to “walk in wisdom toward those outside” (</w:t>
       </w:r>
-      <w:hyperlink r:id="rId55">
+      <w:hyperlink r:id="rId53">
         <w:r>
           <w:rPr>
             <w:lang w:val="en_US" w:bidi="en_US"/>
@@ -61336,7 +61271,7 @@
         </w:rPr>
         <w:t xml:space="preserve"> refers to individuals who would be considered part of “those outside” (</w:t>
       </w:r>
-      <w:hyperlink r:id="rId55">
+      <w:hyperlink r:id="rId53">
         <w:r>
           <w:rPr>
             <w:lang w:val="en_US" w:bidi="en_US"/>
@@ -62647,7 +62582,7 @@
         </w:rPr>
         <w:t xml:space="preserve">Just like the phrase “all the things concerning me” in </w:t>
       </w:r>
-      <w:hyperlink r:id="rId56">
+      <w:hyperlink r:id="rId54">
         <w:r>
           <w:rPr>
             <w:lang w:val="en_US" w:bidi="en_US"/>
@@ -63462,7 +63397,7 @@
         </w:rPr>
         <w:t xml:space="preserve">Just like the phrases “all the things concerning me” in </w:t>
       </w:r>
-      <w:hyperlink r:id="rId56">
+      <w:hyperlink r:id="rId54">
         <w:r>
           <w:rPr>
             <w:lang w:val="en_US" w:bidi="en_US"/>
@@ -63480,7 +63415,7 @@
         </w:rPr>
         <w:t xml:space="preserve"> and “the things concerning us” in </w:t>
       </w:r>
-      <w:hyperlink r:id="rId57">
+      <w:hyperlink r:id="rId55">
         <w:r>
           <w:rPr>
             <w:lang w:val="en_US" w:bidi="en_US"/>
@@ -65614,7 +65549,7 @@
         </w:rPr>
         <w:t xml:space="preserve"> is the name of a man. He was the one who first preached the good news to the people in Colossae (See: </w:t>
       </w:r>
-      <w:hyperlink r:id="rId24">
+      <w:hyperlink r:id="rId22">
         <w:r>
           <w:rPr>
             <w:lang w:val="en_US" w:bidi="en_US"/>
@@ -66748,7 +66683,7 @@
         </w:rPr>
         <w:t xml:space="preserve"> introduces further support for Paul’s statements about Epaphras in the previous verse. In </w:t>
       </w:r>
-      <w:hyperlink r:id="rId58">
+      <w:hyperlink r:id="rId56">
         <w:r>
           <w:rPr>
             <w:lang w:val="en_US" w:bidi="en_US"/>
@@ -67589,7 +67524,7 @@
         </w:rPr>
         <w:t xml:space="preserve">As was customary in this culture, Paul not only extends greetings from people who are with him and who know the people to whom he is writing (as he has done in </w:t>
       </w:r>
-      <w:hyperlink r:id="rId59">
+      <w:hyperlink r:id="rId57">
         <w:r>
           <w:rPr>
             <w:lang w:val="en_US" w:bidi="en_US"/>
@@ -68469,7 +68404,7 @@
         </w:rPr>
         <w:t>In addition to asking the Colossians to greet others for him (</w:t>
       </w:r>
-      <w:hyperlink r:id="rId60">
+      <w:hyperlink r:id="rId58">
         <w:r>
           <w:rPr>
             <w:lang w:val="en_US" w:bidi="en_US"/>

--- a/eng/docx/51.content.docx
+++ b/eng/docx/51.content.docx
@@ -141,13 +141,6 @@
         <w:rPr>
           <w:lang w:val="en_US" w:bidi="en_US"/>
         </w:rPr>
-      </w:r>
-      <w:r>
-        <w:rPr>
-          <w:i/>
-          <w:lang w:val="en_US" w:bidi="en_US"/>
-        </w:rPr>
-        <w:t>Colossians 1:1 (#1), Colossians 1:1 (#2), Colossians 1:1 (#3), Colossians 1:1 (#4), Colossians 1:2 (#1), Colossians 1:2 (#2), Colossians 1:2 (#3), Colossians 1:2 (#4), Colossians 1:2 (#5), Colossians 1:3 (#1), Colossians 1:3 (#2), Colossians 1:4 (#1), Colossians 1:4 (#2), Colossians 1:5 (#1), Colossians 1:5 (#2), Colossians 1:5 (#3), Colossians 1:5 (#4), Colossians 1:6 (#1), Colossians 1:6 (#2), Colossians 1:6 (#3), Colossians 1:6 (#4), Colossians 1:6 (#5), Colossians 1:7 (#1), Colossians 1:7 (#2), Colossians 1:8 (#1), Colossians 1:8 (#2), Colossians 1:8 (#3), Colossians 1:9 (#1), Colossians 1:9 (#2), Colossians 1:9 (#3), Colossians 1:9 (#4), Colossians 1:9 (#5), Colossians 1:9 (#6), Colossians 1:9 (#7), Colossians 1:9 (#8), Colossians 1:9 (#9), Colossians 1:9 (#10), Colossians 1:9 (#11), Colossians 1:10 (#1), Colossians 1:10 (#2), Colossians 1:10 (#3), Colossians 1:10 (#4), Colossians 1:11 (#1), Colossians 1:11 (#2), Colossians 1:11 (#3), Colossians 1:11 (#4), Colossians 1:11 (#5), Colossians 1:11 (#6), Colossians 1:12 (#1), Colossians 1:12 (#2), Colossians 1:12 (#3), Colossians 1:12 (#4), Colossians 1:12 (#5), Colossians 1:12 (#6), Colossians 1:12 (#7), Colossians 1:13 (#1), Colossians 1:13 (#2), Colossians 1:13 (#3), Colossians 1:13 (#4), Colossians 1:13 (#5), Colossians 1:13 (#6), Colossians 1:13 (#7), Colossians 1:14 (#1), Colossians 1:14 (#2), Colossians 1:14 (#3), Colossians 1:14 (#4), Colossians 1:15 (#1), Colossians 1:15 (#2), Colossians 1:15 (#3), Colossians 1:15 (#4), Colossians 1:16 (#1), Colossians 1:16 (#2), Colossians 1:16 (#3), Colossians 1:16 (#4), Colossians 1:16 (#5), Colossians 1:16 (#6), Colossians 1:16 (#7), Colossians 1:16 (#8), Colossians 1:17 (#1), Colossians 1:17 (#2), Colossians 1:18 (#1), Colossians 1:18 (#2), Colossians 1:18 (#3), Colossians 1:18 (#4), Colossians 1:18 (#5), Colossians 1:18 (#6), Colossians 1:19 (#1), Colossians 1:19 (#2), Colossians 1:19 (#3), Colossians 1:19 (#4), Colossians 1:20 (#1), Colossians 1:20 (#2), Colossians 1:20 (#3), Colossians 1:20 (#4), Colossians 1:20 (#5), Colossians 1:20 (#6), Colossians 1:20 (#7), Colossians 1:21 (#1), Colossians 1:21 (#2), Colossians 1:21 (#3), Colossians 1:21 (#4), Colossians 1:22 (#1), Colossians 1:22 (#2), Colossians 1:22 (#3), Colossians 1:22 (#4), Colossians 1:22 (#5), Colossians 1:22 (#6), Colossians 1:22 (#7), Colossians 1:22 (#8), Colossians 1:22 (#9), Colossians 1:23 (#1), Colossians 1:23 (#2), Colossians 1:23 (#3), Colossians 1:23 (#4), Colossians 1:23 (#5), Colossians 1:23 (#6), Colossians 1:23 (#7), Colossians 1:23 (#8), Colossians 1:23 (#9), Colossians 1:23 (#10), Colossians 1:24 (#1), Colossians 1:24 (#2), Colossians 1:24 (#3), Colossians 1:24 (#4), Colossians 1:24 (#5), Colossians 1:24 (#6), Colossians 1:25 (#1), Colossians 1:25 (#2), Colossians 1:25 (#3), Colossians 1:25 (#4), Colossians 1:25 (#5), Colossians 1:25 (#6), Colossians 1:26 (#1), Colossians 1:26 (#2), Colossians 1:26 (#3), Colossians 1:26 (#4), Colossians 1:26 (#5), Colossians 1:26 (#6), Colossians 1:27 (#1), Colossians 1:27 (#2), Colossians 1:27 (#3), Colossians 1:27 (#4), Colossians 1:27 (#5), Colossians 1:27 (#6), Colossians 1:27 (#7), Colossians 1:28 (#1), Colossians 1:28 (#2), Colossians 1:28 (#3), Colossians 1:28 (#4), Colossians 1:28 (#5), Colossians 1:28 (#6), Colossians 1:28 (#7), Colossians 1:29 (#1), Colossians 1:29 (#2), Colossians 1:29 (#3), Colossians 1:29 (#4), Colossians 2:1 (#1), Colossians 2:1 (#2), Colossians 2:1 (#3), Colossians 2:1 (#4), Colossians 2:1 (#5), Colossians 2:1 (#6), Colossians 2:1 (#7), Colossians 2:2 (#1), Colossians 2:2 (#2), Colossians 2:2 (#3), Colossians 2:2 (#4), Colossians 2:2 (#5), Colossians 2:2 (#6), Colossians 2:2 (#7), Colossians 2:2 (#8), Colossians 2:2 (#9), Colossians 2:2 (#10), Colossians 2:3 (#1), Colossians 2:3 (#2), Colossians 2:3 (#3), Colossians 2:3 (#4), Colossians 2:3 (#5), Colossians 2:4 (#1), Colossians 2:4 (#2), Colossians 2:4 (#3), Colossians 2:5 (#1), Colossians 2:5 (#2), Colossians 2:5 (#3), Colossians 2:5 (#4), Colossians 2:5 (#5), Colossians 2:5 (#6), Colossians 2:5 (#7), Colossians 2:5 (#8), Colossians 2:5 (#9), Colossians 2:5 (#10), Colossians 2:5 (#11), Colossians 2:6 (#1), Colossians 2:6 (#2), Colossians 2:6 (#3), Colossians 2:6 (#4), Colossians 2:7 (#1), Colossians 2:7 (#2), Colossians 2:7 (#3), Colossians 2:7 (#4), Colossians 2:7 (#5), Colossians 2:7 (#6), Colossians 2:7 (#7), Colossians 2:7 (#8), Colossians 2:8 (#1), Colossians 2:8 (#2), Colossians 2:8 (#3), Colossians 2:8 (#4), Colossians 2:8 (#5), Colossians 2:8 (#6), Colossians 2:8 (#7), Colossians 2:8 (#8), Colossians 2:9 (#1), Colossians 2:9 (#2), Colossians 2:9 (#3), Colossians 2:10 (#1), Colossians 2:10 (#2), Colossians 2:10 (#3), Colossians 2:10 (#4), Colossians 2:10 (#5), Colossians 2:10 (#6), Colossians 2:11 (#1), Colossians 2:11 (#2), Colossians 2:11 (#3), Colossians 2:11 (#4), Colossians 2:11 (#5), Colossians 2:12 (#1), Colossians 2:12 (#2), Colossians 2:12 (#3), Colossians 2:12 (#4), Colossians 2:12 (#5), Colossians 2:12 (#6), Colossians 2:12 (#7), Colossians 2:12 (#8), Colossians 2:13 (#1), Colossians 2:13 (#2), Colossians 2:13 (#3), Colossians 2:13 (#4), Colossians 2:13 (#5), Colossians 2:13 (#6), Colossians 2:13 (#7), Colossians 2:13 (#8), Colossians 2:13 (#9), Colossians 2:14 (#1), Colossians 2:14 (#2), Colossians 2:14 (#3), Colossians 2:14 (#4), Colossians 2:15 (#1), Colossians 2:15 (#2), Colossians 2:15 (#3), Colossians 2:16 (#1), Colossians 2:16 (#2), Colossians 2:16 (#3), Colossians 2:16 (#4), Colossians 2:17 (#1), Colossians 2:17 (#2), Colossians 2:17 (#3), Colossians 2:17 (#4), Colossians 2:18 (#1), Colossians 2:18 (#2), Colossians 2:18 (#3), Colossians 2:18 (#4), Colossians 2:18 (#5), Colossians 2:18 (#6), Colossians 2:18 (#7), Colossians 2:18 (#8), Colossians 2:18 (#9), Colossians 2:18 (#10), Colossians 2:18 (#11), Colossians 2:19 (#1), Colossians 2:19 (#2), Colossians 2:19 (#3), Colossians 2:19 (#4), Colossians 2:19 (#5), Colossians 2:19 (#6), Colossians 2:20 (#1), Colossians 2:20 (#2), Colossians 2:20 (#3), Colossians 2:20 (#4), Colossians 2:20 (#5), Colossians 2:20 (#6), Colossians 2:20 (#7), Colossians 2:20 (#8), Colossians 2:20 (#9), Colossians 2:20 (#10), Colossians 2:21 (#1), Colossians 2:21 (#2), Colossians 2:21 (#3), Colossians 2:22 (#1), Colossians 2:22 (#2), Colossians 2:22 (#3), Colossians 2:22 (#4), Colossians 2:22 (#5), Colossians 2:22 (#6), Colossians 2:23 (#1), Colossians 2:23 (#2), Colossians 2:23 (#3), Colossians 2:23 (#4), Colossians 2:23 (#5), Colossians 2:23 (#6), Colossians 2:23 (#7), Colossians 2:23 (#8), Colossians 2:23 (#9), Colossians 2:23 (#10), Colossians 3:1 (#1), Colossians 3:1 (#2), Colossians 3:1 (#3), Colossians 3:1 (#4), Colossians 3:1 (#5), Colossians 3:1 (#6), Colossians 3:1 (#7), Colossians 3:1 (#8), Colossians 3:2 (#1), Colossians 3:2 (#2), Colossians 3:2 (#3), Colossians 3:3 (#1), Colossians 3:3 (#2), Colossians 3:3 (#3), Colossians 3:3 (#4), Colossians 3:3 (#5), Colossians 3:4 (#1), Colossians 3:4 (#2), Colossians 3:4 (#3), Colossians 3:4 (#4), Colossians 3:4 (#5), Colossians 3:4 (#6), Colossians 3:4 (#7), Colossians 3:5 (#1), Colossians 3:5 (#2), Colossians 3:5 (#3), Colossians 3:5 (#4), Colossians 3:5 (#5), Colossians 3:5 (#6), Colossians 3:5 (#7), Colossians 3:5 (#8), Colossians 3:5 (#9), Colossians 3:5 (#10), Colossians 3:6 (#1), Colossians 3:6 (#2), Colossians 3:6 (#3), Colossians 3:6 (#4), Colossians 3:6 (#5), Colossians 3:7 (#1), Colossians 3:7 (#2), Colossians 3:7 (#3), Colossians 3:7 (#4), Colossians 3:7 (#5), Colossians 3:7 (#6), Colossians 3:8 (#1), Colossians 3:8 (#2), Colossians 3:8 (#3), Colossians 3:8 (#4), Colossians 3:8 (#5), Colossians 3:8 (#6), Colossians 3:8 (#7), Colossians 3:9 (#1), Colossians 3:9 (#2), Colossians 3:9 (#3), Colossians 3:9 (#4), Colossians 3:9 (#5), Colossians 3:10 (#1), Colossians 3:10 (#2), Colossians 3:10 (#3), Colossians 3:10 (#4), Colossians 3:10 (#5), Colossians 3:10 (#6), Colossians 3:10 (#7), Colossians 3:10 (#8), Colossians 3:10 (#9), Colossians 3:10 (#10), Colossians 3:10 (#11), Colossians 3:10 (#12), Colossians 3:11 (#1), Colossians 3:11 (#2), Colossians 3:11 (#3), Colossians 3:11 (#4), Colossians 3:11 (#5), Colossians 3:11 (#6), Colossians 3:11 (#7), Colossians 3:12 (#1), Colossians 3:12 (#2), Colossians 3:12 (#3), Colossians 3:12 (#4), Colossians 3:12 (#5), Colossians 3:12 (#6), Colossians 3:12 (#7), Colossians 3:12 (#8), Colossians 3:12 (#9), Colossians 3:13 (#1), Colossians 3:13 (#2), Colossians 3:13 (#3), Colossians 3:13 (#4), Colossians 3:13 (#5), Colossians 3:13 (#6), Colossians 3:13 (#7), Colossians 3:13 (#8), Colossians 3:14 (#1), Colossians 3:14 (#2), Colossians 3:14 (#3), Colossians 3:14 (#4), Colossians 3:14 (#5), Colossians 3:14 (#6), Colossians 3:15 (#1), Colossians 3:15 (#2), Colossians 3:15 (#3), Colossians 3:15 (#4), Colossians 3:15 (#5), Colossians 3:15 (#6), Colossians 3:15 (#7), Colossians 3:16 (#1), Colossians 3:16 (#2), Colossians 3:16 (#3), Colossians 3:16 (#4), Colossians 3:16 (#5), Colossians 3:16 (#6), Colossians 3:16 (#7), Colossians 3:16 (#8), Colossians 3:16 (#9), Colossians 3:16 (#10), Colossians 3:16 (#11), Colossians 3:16 (#12), Colossians 3:16 (#13), Colossians 3:17 (#1), Colossians 3:17 (#2), Colossians 3:17 (#3), Colossians 3:17 (#4), Colossians 3:17 (#5), Colossians 3:18 (#1), Colossians 3:18 (#2), Colossians 3:18 (#3), Colossians 3:18 (#4), Colossians 3:18 (#5), Colossians 3:18 (#6), Colossians 3:19 (#1), Colossians 3:19 (#2), Colossians 3:19 (#3), Colossians 3:20 (#1), Colossians 3:20 (#2), Colossians 3:20 (#3), Colossians 3:20 (#4), Colossians 3:20 (#5), Colossians 3:20 (#6), Colossians 3:20 (#7), Colossians 3:21 (#1), Colossians 3:21 (#2), Colossians 3:21 (#3), Colossians 3:21 (#4), Colossians 3:21 (#5), Colossians 3:22 (#1), Colossians 3:22 (#2), Colossians 3:22 (#3), Colossians 3:22 (#4), Colossians 3:22 (#5), Colossians 3:22 (#6), Colossians 3:22 (#7), Colossians 3:22 (#8), Colossians 3:22 (#9), Colossians 3:22 (#10), Colossians 3:23 (#1), Colossians 3:23 (#2), Colossians 3:23 (#3), Colossians 3:23 (#4), Colossians 3:24 (#1), Colossians 3:24 (#2), Colossians 3:24 (#3), Colossians 3:24 (#4), Colossians 3:25 (#1), Colossians 3:25 (#2), Colossians 3:25 (#3), Colossians 3:25 (#4), Colossians 3:25 (#5), Colossians 4:1 (#1), Colossians 4:1 (#2), Colossians 4:1 (#3), Colossians 4:1 (#4), Colossians 4:1 (#5), Colossians 4:2 (#1), Colossians 4:2 (#2), Colossians 4:2 (#3), Colossians 4:2 (#4), Colossians 4:3 (#1), Colossians 4:3 (#2), Colossians 4:3 (#3), Colossians 4:3 (#4), Colossians 4:3 (#5), Colossians 4:3 (#6), Colossians 4:3 (#7), Colossians 4:3 (#8), Colossians 4:3 (#9), Colossians 4:3 (#10), Colossians 4:3 (#11), Colossians 4:3 (#12), Colossians 4:4 (#1), Colossians 4:4 (#2), Colossians 4:4 (#3), Colossians 4:4 (#4), Colossians 4:5 (#1), Colossians 4:5 (#2), Colossians 4:5 (#3), Colossians 4:5 (#4), Colossians 4:5 (#5), Colossians 4:6 (#1), Colossians 4:6 (#2), Colossians 4:6 (#3), Colossians 4:6 (#4), Colossians 4:6 (#5), Colossians 4:6 (#6), Colossians 4:6 (#7), Colossians 4:7 (#1), Colossians 4:7 (#2), Colossians 4:7 (#3), Colossians 4:7 (#4), Colossians 4:7 (#5), Colossians 4:7 (#6), Colossians 4:8 (#1), Colossians 4:8 (#2), Colossians 4:8 (#3), Colossians 4:8 (#4), Colossians 4:8 (#5), Colossians 4:8 (#6), Colossians 4:8 (#7), Colossians 4:9 (#1), Colossians 4:9 (#2), Colossians 4:9 (#3), Colossians 4:9 (#4), Colossians 4:9 (#5), Colossians 4:10 (#1), Colossians 4:10 (#2), Colossians 4:10 (#3), Colossians 4:10 (#4), Colossians 4:10 (#5), Colossians 4:10 (#6), Colossians 4:10 (#7), Colossians 4:10 (#8), Colossians 4:10 (#9), Colossians 4:11 (#1), Colossians 4:11 (#2), Colossians 4:11 (#3), Colossians 4:11 (#4), Colossians 4:11 (#5), Colossians 4:11 (#6), Colossians 4:11 (#7), Colossians 4:11 (#8), Colossians 4:12 (#1), Colossians 4:12 (#2), Colossians 4:12 (#3), Colossians 4:12 (#4), Colossians 4:12 (#5), Colossians 4:12 (#6), Colossians 4:12 (#7), Colossians 4:12 (#8), Colossians 4:12 (#9), Colossians 4:12 (#10), Colossians 4:13 (#1), Colossians 4:13 (#2), Colossians 4:13 (#3), Colossians 4:13 (#4), Colossians 4:14 (#1), Colossians 4:14 (#2), Colossians 4:14 (#3), Colossians 4:15 (#1), Colossians 4:15 (#2), Colossians 4:15 (#3), Colossians 4:15 (#4), Colossians 4:16 (#1), Colossians 4:16 (#2), Colossians 4:16 (#3), Colossians 4:16 (#4), Colossians 4:17 (#1), Colossians 4:17 (#2), Colossians 4:17 (#3), Colossians 4:17 (#4), Colossians 4:17 (#5), Colossians 4:17 (#6), Colossians 4:17 (#7), Colossians 4:17 (#8), Colossians 4:18 (#1), Colossians 4:18 (#2), Colossians 4:18 (#3), Colossians 4:18 (#4), Colossians 4:18 (#5), Colossians 4:18 (#6)</w:t>
       </w:r>
       <w:r>
         <w:rPr>

--- a/eng/docx/51.content.docx
+++ b/eng/docx/51.content.docx
@@ -128,19 +128,6 @@
           <w:lang w:val="en_US" w:bidi="en_US"/>
         </w:rPr>
         <w:t>COL</w:t>
-      </w:r>
-      <w:r>
-        <w:rPr>
-          <w:lang w:val="en_US" w:bidi="en_US"/>
-        </w:rPr>
-      </w:r>
-    </w:p>
-    <w:p>
-      <w:pPr/>
-      <w:r>
-        <w:rPr>
-          <w:lang w:val="en_US" w:bidi="en_US"/>
-        </w:rPr>
       </w:r>
       <w:r>
         <w:rPr>

--- a/eng/docx/51.content.docx
+++ b/eng/docx/51.content.docx
@@ -19,7 +19,7 @@
         <w:rPr>
           <w:lang w:val="en_US" w:bidi="en_US"/>
         </w:rPr>
-        <w:t>Resource: Translation Notes (unfoldingWord)</w:t>
+        <w:t>Resource: unfoldingWord® Translation Notes</w:t>
       </w:r>
       <w:r>
         <w:rPr>
@@ -90,7 +90,7 @@
         <w:rPr>
           <w:lang w:val="en_US" w:bidi="en_US"/>
         </w:rPr>
-        <w:t>Translation Notes (unfoldingWord)</w:t>
+        <w:t>unfoldingWord® Translation Notes</w:t>
       </w:r>
     </w:p>
     <w:p>

--- a/eng/docx/51.content.docx
+++ b/eng/docx/51.content.docx
@@ -1523,7 +1523,7 @@
           <w:b/>
           <w:lang w:val="en_US" w:bidi="en_US"/>
         </w:rPr>
-        <w:t>τὴν ἀγάπην ἣν ἔχετε εἰς πάντας τοὺς ἁγίους,</w:t>
+        <w:t>τὴν ἀγάπην ἣν ἔχετε εἰς πάντας τοὺς ἁγίους</w:t>
       </w:r>
     </w:p>
     <w:p>
@@ -3919,7 +3919,7 @@
           <w:b/>
           <w:lang w:val="en_US" w:bidi="en_US"/>
         </w:rPr>
-        <w:t>πληρωθῆτε τὴν ἐπίγνωσιν τοῦ θελήματος αὐτοῦ ἐν πάσῃ σοφίᾳ καὶ συνέσει πνευματικῇ,</w:t>
+        <w:t>πληρωθῆτε τὴν ἐπίγνωσιν τοῦ θελήματος αὐτοῦ ἐν πάσῃ σοφίᾳ καὶ συνέσει πνευματικῇ</w:t>
       </w:r>
     </w:p>
     <w:p>
@@ -5907,7 +5907,7 @@
           <w:b/>
           <w:lang w:val="en_US" w:bidi="en_US"/>
         </w:rPr>
-        <w:t>τὴν μερίδα τοῦ κλήρου</w:t>
+        <w:t>εἰς τὴν μερίδα τοῦ κλήρου</w:t>
       </w:r>
     </w:p>
     <w:p>
@@ -11567,7 +11567,7 @@
           <w:b/>
           <w:lang w:val="en_US" w:bidi="en_US"/>
         </w:rPr>
-        <w:t>τῇ διανοίᾳ ἐν τοῖς ἔργοις τοῖς πονηροῖς,</w:t>
+        <w:t>τῇ διανοίᾳ ἐν τοῖς ἔργοις τοῖς πονηροῖς</w:t>
       </w:r>
     </w:p>
     <w:p>
@@ -22707,7 +22707,7 @@
           <w:b/>
           <w:lang w:val="en_US" w:bidi="en_US"/>
         </w:rPr>
-        <w:t>τὸ στερέωμα &amp; πίστεως ὑμῶν</w:t>
+        <w:t>τὸ στερέωμα τῆς &amp; πίστεως ὑμῶν</w:t>
       </w:r>
     </w:p>
     <w:p>
@@ -22844,7 +22844,7 @@
           <w:b/>
           <w:lang w:val="en_US" w:bidi="en_US"/>
         </w:rPr>
-        <w:t>τὸ στερέωμα &amp; πίστεως ὑμῶν</w:t>
+        <w:t>τὸ στερέωμα τῆς &amp; πίστεως ὑμῶν</w:t>
       </w:r>
     </w:p>
     <w:p>
@@ -23097,7 +23097,7 @@
           <w:b/>
           <w:lang w:val="en_US" w:bidi="en_US"/>
         </w:rPr>
-        <w:t>ὡς &amp; παρελάβετε τὸν Χριστὸν Ἰησοῦν τὸν Κύριον, ἐν αὐτῷ περιπατεῖτε,</w:t>
+        <w:t>ὡς &amp; παρελάβετε τὸν Χριστὸν Ἰησοῦν τὸν Κύριον, ἐν αὐτῷ περιπατεῖτε</w:t>
       </w:r>
     </w:p>
     <w:p>
@@ -29167,7 +29167,7 @@
           <w:b/>
           <w:lang w:val="en_US" w:bidi="en_US"/>
         </w:rPr>
-        <w:t>ἐξαλείψας τὸ καθ’ ἡμῶν χειρόγραφον τοῖς δόγμασιν, ὃ ἦν ὑπεναντίον ἡμῖν, καὶ αὐτὸ ἦρκεν ἐκ τοῦ μέσου, προσηλώσας αὐτὸ τῷ σταυρῷ;</w:t>
+        <w:t>ἐξαλείψας τὸ καθ’ ἡμῶν χειρόγραφον τοῖς δόγμασιν, ὃ ἦν ὑπεναντίον ἡμῖν, καὶ αὐτὸ ἦρκεν ἐκ τοῦ μέσου, προσηλώσας αὐτὸ τῷ σταυρῷ</w:t>
       </w:r>
     </w:p>
     <w:p>
@@ -29637,7 +29637,7 @@
           <w:b/>
           <w:lang w:val="en_US" w:bidi="en_US"/>
         </w:rPr>
-        <w:t>ἀπεκδυσάμενος &amp; ἐδειγμάτισεν ἐν παρρησίᾳ &amp; θριαμβεύσας</w:t>
+        <w:t>ἀπεκδυσάμενος &amp; ἐδειγμάτισεν ἐν παρρησίᾳ, θριαμβεύσας</w:t>
       </w:r>
     </w:p>
     <w:p>
@@ -34351,7 +34351,7 @@
           <w:b/>
           <w:lang w:val="en_US" w:bidi="en_US"/>
         </w:rPr>
-        <w:t>μὴ ἅψῃ! μηδὲ γεύσῃ! μηδὲ θίγῃς!</w:t>
+        <w:t>μὴ ἅψῃ! μηδὲ γεύσῃ! μηδὲ θίγῃς</w:t>
       </w:r>
     </w:p>
     <w:p>
@@ -34447,7 +34447,7 @@
           <w:b/>
           <w:lang w:val="en_US" w:bidi="en_US"/>
         </w:rPr>
-        <w:t>μὴ ἅψῃ! μηδὲ γεύσῃ! μηδὲ θίγῃς!</w:t>
+        <w:t>μὴ ἅψῃ! μηδὲ γεύσῃ! μηδὲ θίγῃς</w:t>
       </w:r>
     </w:p>
     <w:p>
@@ -35785,7 +35785,7 @@
           <w:b/>
           <w:lang w:val="en_US" w:bidi="en_US"/>
         </w:rPr>
-        <w:t>λόγον μὲν ἔχοντα σοφίας ἐν ἐθελοθρησκείᾳ καὶ ταπεινοφροσύνῃ, ἀφειδίᾳ σώματος,</w:t>
+        <w:t>λόγον μὲν ἔχοντα σοφίας ἐν ἐθελοθρησκείᾳ καὶ ταπεινοφροσύνῃ, ἀφειδίᾳ σώματος</w:t>
       </w:r>
     </w:p>
     <w:p>
@@ -39872,7 +39872,7 @@
           <w:b/>
           <w:lang w:val="en_US" w:bidi="en_US"/>
         </w:rPr>
-        <w:t>πορνείαν, ἀκαθαρσίαν, πάθος, ἐπιθυμίαν κακήν, καὶ τὴν πλεονεξίαν, ἥτις ἐστὶν εἰδωλολατρία;</w:t>
+        <w:t>πορνείαν, ἀκαθαρσίαν, πάθος, ἐπιθυμίαν κακήν, καὶ τὴν πλεονεξίαν, ἥτις ἐστὶν εἰδωλολατρία</w:t>
       </w:r>
     </w:p>
     <w:p>
@@ -40988,7 +40988,7 @@
           <w:b/>
           <w:lang w:val="en_US" w:bidi="en_US"/>
         </w:rPr>
-        <w:t>ἔρχεται ἡ ὀργὴ τοῦ Θεοῦ,</w:t>
+        <w:t>ἔρχεται ἡ ὀργὴ τοῦ Θεοῦ</w:t>
       </w:r>
     </w:p>
     <w:p>
@@ -41112,7 +41112,7 @@
           <w:b/>
           <w:lang w:val="en_US" w:bidi="en_US"/>
         </w:rPr>
-        <w:t>ἡ ὀργὴ τοῦ Θεοῦ,</w:t>
+        <w:t>ἡ ὀργὴ τοῦ Θεοῦ</w:t>
       </w:r>
     </w:p>
     <w:p>
@@ -41796,7 +41796,7 @@
           <w:b/>
           <w:lang w:val="en_US" w:bidi="en_US"/>
         </w:rPr>
-        <w:t>ἐν οἷς καὶ ὑμεῖς περιεπατήσατέ ποτε ὅτε ἐζῆτε ἐν τούτοις.</w:t>
+        <w:t>ἐν οἷς καὶ ὑμεῖς περιεπατήσατέ ποτε ὅτε ἐζῆτε ἐν τούτοις</w:t>
       </w:r>
     </w:p>
     <w:p>
@@ -44017,7 +44017,7 @@
           <w:b/>
           <w:lang w:val="en_US" w:bidi="en_US"/>
         </w:rPr>
-        <w:t>εἰς ἐπίγνωσιν,</w:t>
+        <w:t>εἰς ἐπίγνωσιν</w:t>
       </w:r>
     </w:p>
     <w:p>
@@ -46380,7 +46380,7 @@
           <w:b/>
           <w:lang w:val="en_US" w:bidi="en_US"/>
         </w:rPr>
-        <w:t>σπλάγχνα οἰκτιρμοῦ, χρηστότητα, ταπεινοφροσύνην, πραΰτητα, μακροθυμίαν;</w:t>
+        <w:t>σπλάγχνα οἰκτιρμοῦ, χρηστότητα, ταπεινοφροσύνην, πραΰτητα, μακροθυμίαν</w:t>
       </w:r>
     </w:p>
     <w:p>
@@ -50774,7 +50774,7 @@
           <w:b/>
           <w:lang w:val="en_US" w:bidi="en_US"/>
         </w:rPr>
-        <w:t>ἐν τῇ χάριτι,</w:t>
+        <w:t>ἐν τῇ χάριτι</w:t>
       </w:r>
     </w:p>
     <w:p>
@@ -65106,7 +65106,7 @@
           <w:b/>
           <w:lang w:val="en_US" w:bidi="en_US"/>
         </w:rPr>
-        <w:t>οἱ ὄντες ἐκ περιτομῆς οὗτοι, μόνοι συνεργοὶ εἰς τὴν Βασιλείαν τοῦ Θεοῦ, οἵτινες ἐγενήθησάν μοι παρηγορία.</w:t>
+        <w:t>οἱ ὄντες ἐκ περιτομῆς οὗτοι, μόνοι συνεργοὶ εἰς τὴν Βασιλείαν τοῦ Θεοῦ, οἵτινες ἐγενήθησάν μοι παρηγορία</w:t>
       </w:r>
     </w:p>
     <w:p>
@@ -67323,7 +67323,7 @@
           <w:b/>
           <w:lang w:val="en_US" w:bidi="en_US"/>
         </w:rPr>
-        <w:t>ἀσπάζεται ὑμᾶς Λουκᾶς, ὁ ἰατρὸς ὁ ἀγαπητὸς, καὶ Δημᾶς.</w:t>
+        <w:t>ἀσπάζεται ὑμᾶς Λουκᾶς, ὁ ἰατρὸς ὁ ἀγαπητὸς, καὶ Δημᾶς</w:t>
       </w:r>
     </w:p>
     <w:p>
@@ -68665,7 +68665,7 @@
           <w:b/>
           <w:lang w:val="en_US" w:bidi="en_US"/>
         </w:rPr>
-        <w:t>εἴπατε Ἀρχίππῳ, βλέπε τὴν διακονίαν ἣν παρέλαβες ἐν Κυρίῳ, ἵνα αὐτὴν πληροῖς.</w:t>
+        <w:t>εἴπατε Ἀρχίππῳ, βλέπε τὴν διακονίαν ἣν παρέλαβες ἐν Κυρίῳ, ἵνα αὐτὴν πληροῖς</w:t>
       </w:r>
     </w:p>
     <w:p>
